--- a/course_material/科学发现实践报告模板.docx
+++ b/course_material/科学发现实践报告模板.docx
@@ -5,6 +5,22 @@
     <w:p>
       <w:pPr>
         <w:pStyle w:val="31"/>
+        <w:jc w:val="center"/>
+        <w:rPr>
+          <w:rFonts w:hint="eastAsia" w:ascii="黑体" w:hAnsi="黑体" w:eastAsia="黑体" w:cs="黑体"/>
+        </w:rPr>
+      </w:pPr>
+      <w:r>
+        <w:rPr>
+          <w:lang w:eastAsia="zh-CN"/>
+        </w:rPr>
+        <w:t>AI4S科学智能原理与实践</w:t>
+      </w:r>
+    </w:p>
+    <w:p>
+      <w:pPr>
+        <w:pStyle w:val="31"/>
+        <w:jc w:val="center"/>
         <w:rPr>
           <w:rFonts w:hint="eastAsia" w:ascii="黑体" w:hAnsi="黑体" w:eastAsia="黑体" w:cs="黑体"/>
         </w:rPr>
@@ -13,8 +29,10 @@
         <w:rPr>
           <w:rFonts w:hint="eastAsia" w:ascii="黑体" w:hAnsi="黑体" w:eastAsia="黑体" w:cs="黑体"/>
         </w:rPr>
-        <w:t>AI4S科学发现实践报告模板</w:t>
+        <w:t>科学发现实践报告模板</w:t>
       </w:r>
+      <w:bookmarkStart w:id="0" w:name="_GoBack"/>
+      <w:bookmarkEnd w:id="0"/>
     </w:p>
     <w:p>
       <w:pPr>
@@ -113,8 +131,6 @@
         </w:rPr>
         <w:t>研究方向：[填写]</w:t>
       </w:r>
-      <w:bookmarkStart w:id="0" w:name="_GoBack"/>
-      <w:bookmarkEnd w:id="0"/>
       <w:r>
         <w:rPr>
           <w:rFonts w:ascii="Times New Roman" w:hAnsi="Times New Roman" w:eastAsia="宋体" w:cs="Times New Roman"/>
